--- a/Cover_Letters/Shinoy_Alignerr_Senior_Software_Engineer___Agentic_Coding_Cover_Letter.docx
+++ b/Cover_Letters/Shinoy_Alignerr_Senior_Software_Engineer___Agentic_Coding_Cover_Letter.docx
@@ -14,7 +14,7 @@
     </w:p>
     <w:p>
       <w:r>
-        <w:t>August 28, 2026</w:t>
+        <w:t>September 07, 2026</w:t>
       </w:r>
     </w:p>
     <w:p>
@@ -35,12 +35,12 @@
     </w:p>
     <w:p>
       <w:r>
-        <w:t>Your focus on building autonomous coding systems that can reason through complex problems matches my background in test automation and framework design. Throughout my career working with Java, TypeScript, and various testing tools, I have spent a lot of time reviewing code and ensuring software reliability.</w:t>
+        <w:t>Your focus on building and evaluating autonomous coding systems aligns well with my background in software testing, framework development, and CI/CD automation. Throughout my career, I have spent a lot of time reviewing code, building automated test frameworks, and working with modern development workflows. I have also used tools like Gemini Code Assist to streamline test generation, giving me practical exposure to AI-assisted coding tasks.</w:t>
       </w:r>
     </w:p>
     <w:p>
       <w:r>
-        <w:t>I have also used tools like Gemini Code Assist to streamline test generation and deployment scripts, which gives me a practical perspective on how AI can assist with software engineering tasks. I am comfortable reading and evaluating code across different environments and would be glad to help evaluate AI-generated outputs for correctness and best practices.</w:t>
+        <w:t>I am comfortable reading and debugging code across diverse codebases and would be glad to help evaluate and improve agentic AI coding workflows at Alignerr.</w:t>
       </w:r>
     </w:p>
     <w:p>

--- a/Cover_Letters/Shinoy_Alignerr_Senior_Software_Engineer___Agentic_Coding_Cover_Letter.docx
+++ b/Cover_Letters/Shinoy_Alignerr_Senior_Software_Engineer___Agentic_Coding_Cover_Letter.docx
@@ -14,7 +14,7 @@
     </w:p>
     <w:p>
       <w:r>
-        <w:t>September 07, 2026</w:t>
+        <w:t>October 01, 2026</w:t>
       </w:r>
     </w:p>
     <w:p>
@@ -35,12 +35,7 @@
     </w:p>
     <w:p>
       <w:r>
-        <w:t>Your focus on building and evaluating autonomous coding systems aligns well with my background in software testing, framework development, and CI/CD automation. Throughout my career, I have spent a lot of time reviewing code, building automated test frameworks, and working with modern development workflows. I have also used tools like Gemini Code Assist to streamline test generation, giving me practical exposure to AI-assisted coding tasks.</w:t>
-      </w:r>
-    </w:p>
-    <w:p>
-      <w:r>
-        <w:t>I am comfortable reading and debugging code across diverse codebases and would be glad to help evaluate and improve agentic AI coding workflows at Alignerr.</w:t>
+        <w:t>Your focus on building autonomous coding systems that evaluate and improve code aligns well with my background in testing and refining software. In my recent work, I have used Gemini Code Assist to streamline code generation and deployment scripts, which gave me practical experience in evaluating AI-generated outputs for correctness and efficiency. I am comfortable working across diverse codebases and analyzing technical challenges in development workflows.</w:t>
       </w:r>
     </w:p>
     <w:p>

--- a/Cover_Letters/Shinoy_Alignerr_Senior_Software_Engineer___Agentic_Coding_Cover_Letter.docx
+++ b/Cover_Letters/Shinoy_Alignerr_Senior_Software_Engineer___Agentic_Coding_Cover_Letter.docx
@@ -14,7 +14,7 @@
     </w:p>
     <w:p>
       <w:r>
-        <w:t>October 01, 2026</w:t>
+        <w:t>October 20, 2026</w:t>
       </w:r>
     </w:p>
     <w:p>
@@ -35,7 +35,7 @@
     </w:p>
     <w:p>
       <w:r>
-        <w:t>Your focus on building autonomous coding systems that evaluate and improve code aligns well with my background in testing and refining software. In my recent work, I have used Gemini Code Assist to streamline code generation and deployment scripts, which gave me practical experience in evaluating AI-generated outputs for correctness and efficiency. I am comfortable working across diverse codebases and analyzing technical challenges in development workflows.</w:t>
+        <w:t>Your work on agentic coding systems aligns well with my background in building testing frameworks and reviewing code across different languages. In my recent roles, I have spent a lot of time reading, debugging, and maintaining software built by others, as well as using tools like Gemini Code Assist to evaluate and generate code scripts. I am comfortable digging into complex workflows and figuring out where automated agents might break down.</w:t>
       </w:r>
     </w:p>
     <w:p>

--- a/Cover_Letters/Shinoy_Alignerr_Senior_Software_Engineer___Agentic_Coding_Cover_Letter.docx
+++ b/Cover_Letters/Shinoy_Alignerr_Senior_Software_Engineer___Agentic_Coding_Cover_Letter.docx
@@ -14,7 +14,7 @@
     </w:p>
     <w:p>
       <w:r>
-        <w:t>October 20, 2026</w:t>
+        <w:t>October 28, 2026</w:t>
       </w:r>
     </w:p>
     <w:p>
@@ -35,7 +35,7 @@
     </w:p>
     <w:p>
       <w:r>
-        <w:t>Your work on agentic coding systems aligns well with my background in building testing frameworks and reviewing code across different languages. In my recent roles, I have spent a lot of time reading, debugging, and maintaining software built by others, as well as using tools like Gemini Code Assist to evaluate and generate code scripts. I am comfortable digging into complex workflows and figuring out where automated agents might break down.</w:t>
+        <w:t>Your focus on agentic AI and autonomous coding systems fits well with my background in software testing and automation. Having spent years building testing frameworks in Java and TypeScript, I am comfortable reviewing code I did not write, identifying edge cases, and working through complex technical challenges. I have also used tools like Gemini Code Assist to streamline test generation and deployment scripts, giving me a practical view of how AI assistants interact with real codebases.</w:t>
       </w:r>
     </w:p>
     <w:p>
